--- a/report/MSP_Report.docx
+++ b/report/MSP_Report.docx
@@ -44,7 +44,7 @@
     </w:p>
     <w:p>
       <w:r>
-        <w:t>The project asks whether closures, new registrations and K shifted between the 2024 baseline and the 2025–2026 window. The surprising part is methodological: the answer turns out to depend on how the data are cleaned, and the cleaning hides two 2026 months that look nothing like the July register artefacts. Figure 1 shows the raw monthly series and the four months the cleaning rule removes.</w:t>
+        <w:t>The project asks whether closures, new registrations and K shifted between the 2024 baseline and the 2025–2026 window. The surprising part is methodological: the answer turns out to depend on how the data are cleaned, and the cleaning hides two 2026 months that the manual rule missed. Figure 1 shows the raw monthly series and the four months the cleaning rule removes.</w:t>
       </w:r>
     </w:p>
     <w:p>
@@ -54,7 +54,7 @@
       <w:r>
         <w:drawing>
           <wp:inline xmlns:a="http://schemas.openxmlformats.org/drawingml/2006/main" xmlns:pic="http://schemas.openxmlformats.org/drawingml/2006/picture">
-            <wp:extent cx="5852160" cy="2926080"/>
+            <wp:extent cx="5852160" cy="2928058"/>
             <wp:docPr id="1" name="Picture 1"/>
             <wp:cNvGraphicFramePr>
               <a:graphicFrameLocks noChangeAspect="1"/>
@@ -75,7 +75,7 @@
                   <pic:spPr>
                     <a:xfrm>
                       <a:off x="0" y="0"/>
-                      <a:ext cx="5852160" cy="2926080"/>
+                      <a:ext cx="5852160" cy="2928058"/>
                     </a:xfrm>
                     <a:prstGeom prst="rect"/>
                   </pic:spPr>
@@ -156,7 +156,7 @@
     </w:p>
     <w:p>
       <w:r>
-        <w:t>A flagged month is not dropped blindly. anomaly_diagnostics() reconciles the flow with the stock for each month: the flow-implied change new_small − closed_small is compared with the observed change of active_small, and a neighbouring registration wave is checked for a lagged match. The two Julys show churn — a register recategorisation (the FNS July methodology change): new_small itself spikes 11.1× and 8.4× the median and the small-enterprise stock actually grows. A secondary/reference source (not a primary normative act) points to the same calendar-day mechanism: the FNS runs an annual SME-register review on 10 July — excluding enterprises that no longer meet the criteria, checking prior-year reporting, removing previous-year registration marks — which matches both spikes landing on the same date in two consecutive years. 2026-02 shows a lagged compensation pattern (matched by the 2026-03 wave) and 2026-04 an unresolved exit pattern — its t+1 month is outside the data window, so the lagged-compensation rule cannot run for it.</w:t>
+        <w:t>A flagged month is not dropped blindly. anomaly_diagnostics() reconciles the flow with the stock for each month: the flow-implied change new_small − closed_small is compared with the observed change of active_small, and a neighbouring registration wave is checked for a lagged match, restricted to new_small (a small-enterprise loss cannot be compensated by new_micro registrations). The two Julys show a churn pattern — closures matched by same-month registrations: new_small itself spikes 11.1× and 8.4× the median and the small-enterprise stock actually grows. This churn reading is an interpretation of the observed flow/stock pattern — it is consistent with, but not proof of, the annual FNS register reclassification. A secondary/reference source (not a primary normative act) aligns with the same calendar-day mechanism: the FNS runs an annual SME-register review on 10 July — excluding enterprises that no longer meet the criteria, checking prior-year reporting, removing previous-year registration marks — which matches both spikes landing on the same date in two consecutive years. 2026-02 shows a lagged compensation pattern (matched by the 2026-03 wave) and 2026-04 an unresolved exit pattern — its t+1 month is outside the data window, so the lagged-compensation rule cannot run for it.</w:t>
       </w:r>
     </w:p>
     <w:tbl>
@@ -513,17 +513,17 @@
         <w:pStyle w:val="Heading2"/>
       </w:pPr>
       <w:r>
-        <w:t>2.5  The cleaning fork — two defensible samples</w:t>
+        <w:t>2.5  The cleaning fork — two alternative cleaning specifications</w:t>
       </w:r>
     </w:p>
     <w:p>
       <w:r>
-        <w:t>Because the same flag covers an artefact (two Julys) and exit patterns (2026-02/04), two samples are defensible, and the pipeline publishes both (data/processed/cleaning_scenarios.csv):</w:t>
+        <w:t>Because the same flag covers a compensation pattern (the two Julys) and exit patterns (2026-02/04), the two cleaning specifications below are published as the sensitivity fork (data/processed/cleaning_scenarios.csv):</w:t>
       </w:r>
     </w:p>
     <w:p>
       <w:r>
-        <w:t>`exclude_compensation_patterns` drops the two churn Julys and the lagged-compensation 2026-02 but keeps the unresolved 2026-04 month in the sample. Closures read **+276.3%** (CI [41.9, 749.5]), K_after/K_before = 0.292. `exclude_all_flagged` drops all four months; closures read **+59.1%** (CI [35.2, 86.2]), K_after/K_before = 0.697. The difference between the two readings is exactly the treatment of 2026-04 — a single month whose own classification cannot be resolved by aggregate data, so the fork is reported rather than hidden.</w:t>
+        <w:t>`exclude_compensation_patterns` drops the two churn Julys and the lagged-compensation 2026-02 but keeps the unresolved 2026-04 month in the sample. Closures read **+276.3%** (CI [41.9, 749.5]), K_after/K_before = 0.292. `exclude_all_flagged` (the headline specification) drops all four months; closures read **+59.1%** (CI [35.2, 86.2]), K_after/K_before = 0.697. The difference between the two readings is exactly the treatment of 2026-04 — a single month whose own classification cannot be resolved by aggregate data, so the fork is reported rather than hidden.</w:t>
       </w:r>
     </w:p>
     <w:tbl>
@@ -1567,7 +1567,12 @@
     </w:p>
     <w:p>
       <w:r>
-        <w:t>Mean monthly small-enterprise closures rose from 383.9 to 610.8 — **+59.1%** (95% CI [35.2, 86.2]; 0 not in CI). Micro-enterprise registrations were essentially flat (+10.8%, CI [-9.5, 36.7] — not significant), so the sector was not collapsing on the entry side. The fragmentation coefficient K fell from 295.4 to 205.8 (-30.3%, CI [-47.6, -5.2]), and the ratio K_after/K_before = **0.697** (CI [0.524, 0.948]; 1 not in CI). Both effects point the same way: fewer new micro firms per closed small firm — an acceleration of exits, not a slowdown of entry.</w:t>
+        <w:t>All CIs below are 95% percentile bootstrap intervals from resampling calendar months within each period (7 before, 13 after).</w:t>
+      </w:r>
+    </w:p>
+    <w:p>
+      <w:r>
+        <w:t>Mean monthly small-enterprise closures rose from 383.9 to 610.8 — **+59.1%** (95% CI [35.2, 86.2]; 0 not in CI). Micro-enterprise registrations were essentially flat (+10.8%, CI [-9.5, 36.7] — not significant), so the sector was not collapsing on the entry side. The fragmentation coefficient K fell from 295.4 to 205.8 (-30.3%, CI [-47.6, -5.2]), and the ratio K_after/K_before = **0.697** (CI [0.524, 0.948]; 1 not in CI). A lower K indicates fewer new micro-enterprise registrations relative to each small-enterprise closure; the decline is driven primarily by the increase in closures while micro-enterprise registrations remain comparatively stable.</w:t>
       </w:r>
     </w:p>
     <w:p>
@@ -1582,7 +1587,7 @@
       <w:r>
         <w:drawing>
           <wp:inline xmlns:a="http://schemas.openxmlformats.org/drawingml/2006/main" xmlns:pic="http://schemas.openxmlformats.org/drawingml/2006/picture">
-            <wp:extent cx="6035040" cy="1810802"/>
+            <wp:extent cx="6035040" cy="1807904"/>
             <wp:docPr id="2" name="Picture 2"/>
             <wp:cNvGraphicFramePr>
               <a:graphicFrameLocks noChangeAspect="1"/>
@@ -1603,7 +1608,7 @@
                   <pic:spPr>
                     <a:xfrm>
                       <a:off x="0" y="0"/>
-                      <a:ext cx="6035040" cy="1810802"/>
+                      <a:ext cx="6035040" cy="1807904"/>
                     </a:xfrm>
                     <a:prstGeom prst="rect"/>
                   </pic:spPr>
@@ -1637,7 +1642,7 @@
     </w:p>
     <w:p>
       <w:r>
-        <w:t>Ranking the 88 OKVED-2 classes by after-period K, the most fragmented classes are 85 Education; 49 Land transport; 96 Other personal service activities; 74 Other professional; 95 Repair of computers (full top-15 in data/processed/block2_top15_okved.csv). Under the cleaned periods no top-class ratio CI excludes 1 — a weaker class-level picture than the Excel report suggested, and a sign that the headline signal is national rather than sectoral.</w:t>
+        <w:t>Ranking the 88 OKVED-2 classes by after-period K, the most fragmented classes are 85 Education; 49 Land transport; 96 Other personal service activities; 74 Other professional; 95 Repair of computers (full top-15 in data/processed/block2_top15_okved.csv). Under the cleaned periods no top-class ratio CI excludes 1 — a weaker class-level picture than the Excel report suggested, and a sign that the headline signal is national rather than sectoral. Note that K can be unstable for classes with very low closure counts; the ranking should be interpreted jointly with the underlying closure and registration volumes.</w:t>
       </w:r>
     </w:p>
     <w:p>
@@ -1647,7 +1652,7 @@
       <w:r>
         <w:drawing>
           <wp:inline xmlns:a="http://schemas.openxmlformats.org/drawingml/2006/main" xmlns:pic="http://schemas.openxmlformats.org/drawingml/2006/picture">
-            <wp:extent cx="5852160" cy="3492354"/>
+            <wp:extent cx="5852160" cy="3493119"/>
             <wp:docPr id="3" name="Picture 3"/>
             <wp:cNvGraphicFramePr>
               <a:graphicFrameLocks noChangeAspect="1"/>
@@ -1668,7 +1673,7 @@
                   <pic:spPr>
                     <a:xfrm>
                       <a:off x="0" y="0"/>
-                      <a:ext cx="5852160" cy="3492354"/>
+                      <a:ext cx="5852160" cy="3493119"/>
                     </a:xfrm>
                     <a:prstGeom prst="rect"/>
                   </pic:spPr>
@@ -1689,7 +1694,7 @@
           <w:color w:val="595959"/>
           <w:sz w:val="18"/>
         </w:rPr>
-        <w:t>Figure 3 — top-15 OKVED classes by after-period fragmentation coefficient.</w:t>
+        <w:t>Figure 3 — top-15 OKVED classes by after-period fragmentation coefficient (K is unstable at very low closure volumes, so rank by K should be read with the underlying counts).</w:t>
       </w:r>
     </w:p>
     <w:p>
@@ -1702,12 +1707,12 @@
     </w:p>
     <w:p>
       <w:r>
-        <w:t>After-period closures concentrate in the large agglomerations, and all top-15 regions show a rise with a CI excluding 0: Moscow (+51.5%); Saint Petersburg (+48.8%); Moscow Oblast (+57.2%); Sverdlovsk Oblast (+62.1%); Krasnodar Krai (+49.2%). The widest relative swings within the top-15 are Nizhny Novgorod Oblast (+107.7%) and Republic of Tatarstan (+76.7%), consistent with a wave of exits rather than a Moscow-only effect.</w:t>
+        <w:t>After-period closures concentrate in the large agglomerations. All 15 selected regions have 95% bootstrap CIs for the before/after difference that exclude zero: Moscow (+51.5%); Saint Petersburg (+48.8%); Moscow Oblast (+57.2%); Sverdlovsk Oblast (+62.1%); Krasnodar Krai (+49.2%). These intervals are descriptive because the regions were selected using observed after-period data. The widest relative swings within the top-15 are Nizhny Novgorod Oblast (+107.7%) and Republic of Tatarstan (+76.7%), consistent with the national rise in closures rather than a Moscow-only effect.</w:t>
       </w:r>
     </w:p>
     <w:p>
       <w:r>
-        <w:t>As in Block 2, the top-15 are highlighted after observing the data; they are not a set of pre-registered hypotheses, so the nominal CIs are read descriptively (no multiplicity correction).</w:t>
+        <w:t>As in Block 2, the top-15 are highlighted after observing the data; they are not a set of pre-registered hypotheses, so the nominal percentile-bootstrap CIs are read descriptively (no multiplicity correction).</w:t>
       </w:r>
     </w:p>
     <w:p>
@@ -1717,7 +1722,7 @@
       <w:r>
         <w:drawing>
           <wp:inline xmlns:a="http://schemas.openxmlformats.org/drawingml/2006/main" xmlns:pic="http://schemas.openxmlformats.org/drawingml/2006/picture">
-            <wp:extent cx="5852160" cy="3490001"/>
+            <wp:extent cx="5852160" cy="3486813"/>
             <wp:docPr id="4" name="Picture 4"/>
             <wp:cNvGraphicFramePr>
               <a:graphicFrameLocks noChangeAspect="1"/>
@@ -1738,7 +1743,7 @@
                   <pic:spPr>
                     <a:xfrm>
                       <a:off x="0" y="0"/>
-                      <a:ext cx="5852160" cy="3490001"/>
+                      <a:ext cx="5852160" cy="3486813"/>
                     </a:xfrm>
                     <a:prstGeom prst="rect"/>
                   </pic:spPr>
@@ -1759,7 +1764,7 @@
           <w:color w:val="595959"/>
           <w:sz w:val="18"/>
         </w:rPr>
-        <w:t>Figure 4 — top-15 regions by small-enterprise closures (after period).</w:t>
+        <w:t>Figure 4 — top-15 regions by small-enterprise closures (after period); CIs are 95% percentile bootstrap intervals on calendar-month resamples.</w:t>
       </w:r>
     </w:p>
     <w:p>
@@ -1787,7 +1792,7 @@
       <w:r>
         <w:drawing>
           <wp:inline xmlns:a="http://schemas.openxmlformats.org/drawingml/2006/main" xmlns:pic="http://schemas.openxmlformats.org/drawingml/2006/picture">
-            <wp:extent cx="6035040" cy="3373999"/>
+            <wp:extent cx="6035040" cy="3384465"/>
             <wp:docPr id="5" name="Picture 5"/>
             <wp:cNvGraphicFramePr>
               <a:graphicFrameLocks noChangeAspect="1"/>
@@ -1808,7 +1813,7 @@
                   <pic:spPr>
                     <a:xfrm>
                       <a:off x="0" y="0"/>
-                      <a:ext cx="6035040" cy="3373999"/>
+                      <a:ext cx="6035040" cy="3384465"/>
                     </a:xfrm>
                     <a:prstGeom prst="rect"/>
                   </pic:spPr>
@@ -2396,7 +2401,7 @@
     </w:tbl>
     <w:p>
       <w:r>
-        <w:t>The headline is a bracket, and both ends are now explained. All-flagged cleaning returns **+59.1%**; every other cleaning that removes the detected anomalies (2025-only, re-added regions, threshold forks) clusters around **+56% to +60%**. `exclude_compensation_patterns`, which keeps the unresolved 2026-04 in the sample, reads **+276.3%** — the whole gap between the two readings is that single month's treatment. The register artefact (July re-categorisation) is not the story: once it is removed, closures rose; whether the unresolved 2026-04 month is counted or not moves the answer between +59% and +276%. The band is wide, but it is now defined by a reproducible rule and explained by the data, not a silent choice.</w:t>
+        <w:t>The headline is a bracket, and both ends are now explained. All-flagged cleaning returns **+59.1%**; every other cleaning that removes the detected anomalies (2025-only, re-added regions, threshold forks) clusters around **+56% to +60%**. `exclude_compensation_patterns`, which keeps the unresolved 2026-04 in the sample, reads **+276.3%** — the whole gap between the two readings is that single month's treatment. The two July months (labelled churn) are not the story: once the flagged months are removed, closures rose; whether the unresolved 2026-04 month is counted or not moves the answer between +59% and +276%. The band is wide, but it is now defined by a reproducible rule and explained by the data, not a silent choice.</w:t>
       </w:r>
     </w:p>
     <w:p>
@@ -2406,7 +2411,7 @@
       <w:r>
         <w:drawing>
           <wp:inline xmlns:a="http://schemas.openxmlformats.org/drawingml/2006/main" xmlns:pic="http://schemas.openxmlformats.org/drawingml/2006/picture">
-            <wp:extent cx="5852160" cy="3068204"/>
+            <wp:extent cx="5852160" cy="3063827"/>
             <wp:docPr id="6" name="Picture 6"/>
             <wp:cNvGraphicFramePr>
               <a:graphicFrameLocks noChangeAspect="1"/>
@@ -2427,7 +2432,7 @@
                   <pic:spPr>
                     <a:xfrm>
                       <a:off x="0" y="0"/>
-                      <a:ext cx="5852160" cy="3068204"/>
+                      <a:ext cx="5852160" cy="3063827"/>
                     </a:xfrm>
                     <a:prstGeom prst="rect"/>
                   </pic:spPr>
@@ -2472,6 +2477,16 @@
     <w:p>
       <w:r>
         <w:t>Methodological choices inherited from the source study are the Laplace +1 smoothing on K, asymmetric period lengths (7 vs 13 months) and the absence of seasonal adjustment. The register structure and ETL were reproduced from the original files without re-verification of the source statements themselves.</w:t>
+      </w:r>
+    </w:p>
+    <w:p>
+      <w:r>
+        <w:t>K can be unstable for categories with very low closure counts (notably the Block 2 class ranking); rankings should be interpreted jointly with the underlying closure and registration volumes.</w:t>
+      </w:r>
+    </w:p>
+    <w:p>
+      <w:r>
+        <w:t>The analysis uses aggregate region × OKVED × category data; it cannot establish whether the same entities moved between categories or months. Full identification would require retaining and reconciling entity identifiers across monthly source files, which is outside the scope of this study.</w:t>
       </w:r>
     </w:p>
     <w:p>
